--- a/reference/03-skills-catalog.docx
+++ b/reference/03-skills-catalog.docx
@@ -1716,7 +1716,7 @@
   <w:abstractNum w:abstractNumId="0" w15:restartNumberingAfterBreak="0">
     <w:nsid w:val="0000A990"/>
     <w:multiLevelType w:val="multilevel"/>
-    <w:tmpl w:val="63EE2DBA"/>
+    <w:tmpl w:val="66F66874"/>
     <w:lvl w:ilvl="0">
       <w:numFmt w:val="bullet"/>
       <w:lvlText w:val=" "/>
@@ -1793,7 +1793,7 @@
   <w:abstractNum w:abstractNumId="1" w15:restartNumberingAfterBreak="0">
     <w:nsid w:val="0000A991"/>
     <w:multiLevelType w:val="multilevel"/>
-    <w:tmpl w:val="67E8BBBA"/>
+    <w:tmpl w:val="59941E98"/>
     <w:lvl w:ilvl="0">
       <w:numFmt w:val="bullet"/>
       <w:lvlText w:val=""/>
@@ -1897,7 +1897,7 @@
   <w:abstractNum w:abstractNumId="2" w15:restartNumberingAfterBreak="0">
     <w:nsid w:val="00A99411"/>
     <w:multiLevelType w:val="multilevel"/>
-    <w:tmpl w:val="83C6EA20"/>
+    <w:tmpl w:val="54E40F4C"/>
     <w:lvl w:ilvl="0">
       <w:start w:val="1"/>
       <w:numFmt w:val="decimal"/>
@@ -1980,10 +1980,10 @@
       </w:pPr>
     </w:lvl>
   </w:abstractNum>
-  <w:num w:numId="1" w16cid:durableId="998264178">
+  <w:num w:numId="1" w16cid:durableId="1561671209">
     <w:abstractNumId w:val="0"/>
   </w:num>
-  <w:num w:numId="2" w16cid:durableId="1209225981">
+  <w:num w:numId="2" w16cid:durableId="1345672466">
     <w:abstractNumId w:val="2"/>
     <w:lvlOverride w:ilvl="0">
       <w:startOverride w:val="1"/>
@@ -2013,10 +2013,10 @@
       <w:startOverride w:val="1"/>
     </w:lvlOverride>
   </w:num>
-  <w:num w:numId="3" w16cid:durableId="802236477">
+  <w:num w:numId="3" w16cid:durableId="1146162899">
     <w:abstractNumId w:val="1"/>
   </w:num>
-  <w:num w:numId="4" w16cid:durableId="5063170">
+  <w:num w:numId="4" w16cid:durableId="527373081">
     <w:abstractNumId w:val="2"/>
     <w:lvlOverride w:ilvl="0">
       <w:startOverride w:val="1"/>
@@ -3288,7 +3288,7 @@
     <w:name w:val="header"/>
     <w:basedOn w:val="Normal"/>
     <w:link w:val="HeaderChar"/>
-    <w:rsid w:val="00DD4EAC"/>
+    <w:rsid w:val="003D2F13"/>
     <w:pPr>
       <w:tabs>
         <w:tab w:val="center" w:pos="4513"/>
@@ -3301,7 +3301,7 @@
     <w:name w:val="Header Char"/>
     <w:basedOn w:val="DefaultParagraphFont"/>
     <w:link w:val="Header"/>
-    <w:rsid w:val="00DD4EAC"/>
+    <w:rsid w:val="003D2F13"/>
     <w:rPr>
       <w:rFonts w:ascii="Segoe UI" w:eastAsia="Segoe UI" w:hAnsi="Segoe UI" w:cs="Segoe UI"/>
       <w:color w:val="242424"/>
@@ -3312,7 +3312,7 @@
     <w:name w:val="footer"/>
     <w:basedOn w:val="Normal"/>
     <w:link w:val="FooterChar"/>
-    <w:rsid w:val="00DD4EAC"/>
+    <w:rsid w:val="003D2F13"/>
     <w:pPr>
       <w:tabs>
         <w:tab w:val="center" w:pos="4513"/>
@@ -3325,7 +3325,7 @@
     <w:name w:val="Footer Char"/>
     <w:basedOn w:val="DefaultParagraphFont"/>
     <w:link w:val="Footer"/>
-    <w:rsid w:val="00DD4EAC"/>
+    <w:rsid w:val="003D2F13"/>
     <w:rPr>
       <w:rFonts w:ascii="Segoe UI" w:eastAsia="Segoe UI" w:hAnsi="Segoe UI" w:cs="Segoe UI"/>
       <w:color w:val="242424"/>

--- a/reference/03-skills-catalog.docx
+++ b/reference/03-skills-catalog.docx
@@ -1716,7 +1716,7 @@
   <w:abstractNum w:abstractNumId="0" w15:restartNumberingAfterBreak="0">
     <w:nsid w:val="0000A990"/>
     <w:multiLevelType w:val="multilevel"/>
-    <w:tmpl w:val="66F66874"/>
+    <w:tmpl w:val="8AA8F388"/>
     <w:lvl w:ilvl="0">
       <w:numFmt w:val="bullet"/>
       <w:lvlText w:val=" "/>
@@ -1793,7 +1793,7 @@
   <w:abstractNum w:abstractNumId="1" w15:restartNumberingAfterBreak="0">
     <w:nsid w:val="0000A991"/>
     <w:multiLevelType w:val="multilevel"/>
-    <w:tmpl w:val="59941E98"/>
+    <w:tmpl w:val="0928C262"/>
     <w:lvl w:ilvl="0">
       <w:numFmt w:val="bullet"/>
       <w:lvlText w:val=""/>
@@ -1897,7 +1897,7 @@
   <w:abstractNum w:abstractNumId="2" w15:restartNumberingAfterBreak="0">
     <w:nsid w:val="00A99411"/>
     <w:multiLevelType w:val="multilevel"/>
-    <w:tmpl w:val="54E40F4C"/>
+    <w:tmpl w:val="5FDAB940"/>
     <w:lvl w:ilvl="0">
       <w:start w:val="1"/>
       <w:numFmt w:val="decimal"/>
@@ -1980,10 +1980,10 @@
       </w:pPr>
     </w:lvl>
   </w:abstractNum>
-  <w:num w:numId="1" w16cid:durableId="1561671209">
+  <w:num w:numId="1" w16cid:durableId="308680713">
     <w:abstractNumId w:val="0"/>
   </w:num>
-  <w:num w:numId="2" w16cid:durableId="1345672466">
+  <w:num w:numId="2" w16cid:durableId="1801532168">
     <w:abstractNumId w:val="2"/>
     <w:lvlOverride w:ilvl="0">
       <w:startOverride w:val="1"/>
@@ -2013,10 +2013,10 @@
       <w:startOverride w:val="1"/>
     </w:lvlOverride>
   </w:num>
-  <w:num w:numId="3" w16cid:durableId="1146162899">
+  <w:num w:numId="3" w16cid:durableId="1754426880">
     <w:abstractNumId w:val="1"/>
   </w:num>
-  <w:num w:numId="4" w16cid:durableId="527373081">
+  <w:num w:numId="4" w16cid:durableId="84150208">
     <w:abstractNumId w:val="2"/>
     <w:lvlOverride w:ilvl="0">
       <w:startOverride w:val="1"/>
@@ -3288,7 +3288,7 @@
     <w:name w:val="header"/>
     <w:basedOn w:val="Normal"/>
     <w:link w:val="HeaderChar"/>
-    <w:rsid w:val="003D2F13"/>
+    <w:rsid w:val="0058020C"/>
     <w:pPr>
       <w:tabs>
         <w:tab w:val="center" w:pos="4513"/>
@@ -3301,7 +3301,7 @@
     <w:name w:val="Header Char"/>
     <w:basedOn w:val="DefaultParagraphFont"/>
     <w:link w:val="Header"/>
-    <w:rsid w:val="003D2F13"/>
+    <w:rsid w:val="0058020C"/>
     <w:rPr>
       <w:rFonts w:ascii="Segoe UI" w:eastAsia="Segoe UI" w:hAnsi="Segoe UI" w:cs="Segoe UI"/>
       <w:color w:val="242424"/>
@@ -3312,7 +3312,7 @@
     <w:name w:val="footer"/>
     <w:basedOn w:val="Normal"/>
     <w:link w:val="FooterChar"/>
-    <w:rsid w:val="003D2F13"/>
+    <w:rsid w:val="0058020C"/>
     <w:pPr>
       <w:tabs>
         <w:tab w:val="center" w:pos="4513"/>
@@ -3325,7 +3325,7 @@
     <w:name w:val="Footer Char"/>
     <w:basedOn w:val="DefaultParagraphFont"/>
     <w:link w:val="Footer"/>
-    <w:rsid w:val="003D2F13"/>
+    <w:rsid w:val="0058020C"/>
     <w:rPr>
       <w:rFonts w:ascii="Segoe UI" w:eastAsia="Segoe UI" w:hAnsi="Segoe UI" w:cs="Segoe UI"/>
       <w:color w:val="242424"/>

--- a/reference/03-skills-catalog.docx
+++ b/reference/03-skills-catalog.docx
@@ -1716,7 +1716,7 @@
   <w:abstractNum w:abstractNumId="0" w15:restartNumberingAfterBreak="0">
     <w:nsid w:val="0000A990"/>
     <w:multiLevelType w:val="multilevel"/>
-    <w:tmpl w:val="66F66874"/>
+    <w:tmpl w:val="D57A44DC"/>
     <w:lvl w:ilvl="0">
       <w:numFmt w:val="bullet"/>
       <w:lvlText w:val=" "/>
@@ -1793,7 +1793,7 @@
   <w:abstractNum w:abstractNumId="1" w15:restartNumberingAfterBreak="0">
     <w:nsid w:val="0000A991"/>
     <w:multiLevelType w:val="multilevel"/>
-    <w:tmpl w:val="59941E98"/>
+    <w:tmpl w:val="78B67F96"/>
     <w:lvl w:ilvl="0">
       <w:numFmt w:val="bullet"/>
       <w:lvlText w:val=""/>
@@ -1897,7 +1897,7 @@
   <w:abstractNum w:abstractNumId="2" w15:restartNumberingAfterBreak="0">
     <w:nsid w:val="00A99411"/>
     <w:multiLevelType w:val="multilevel"/>
-    <w:tmpl w:val="54E40F4C"/>
+    <w:tmpl w:val="6FBAC7AA"/>
     <w:lvl w:ilvl="0">
       <w:start w:val="1"/>
       <w:numFmt w:val="decimal"/>
@@ -1980,10 +1980,10 @@
       </w:pPr>
     </w:lvl>
   </w:abstractNum>
-  <w:num w:numId="1" w16cid:durableId="1561671209">
+  <w:num w:numId="1" w16cid:durableId="766661750">
     <w:abstractNumId w:val="0"/>
   </w:num>
-  <w:num w:numId="2" w16cid:durableId="1345672466">
+  <w:num w:numId="2" w16cid:durableId="337387454">
     <w:abstractNumId w:val="2"/>
     <w:lvlOverride w:ilvl="0">
       <w:startOverride w:val="1"/>
@@ -2013,10 +2013,10 @@
       <w:startOverride w:val="1"/>
     </w:lvlOverride>
   </w:num>
-  <w:num w:numId="3" w16cid:durableId="1146162899">
+  <w:num w:numId="3" w16cid:durableId="311524502">
     <w:abstractNumId w:val="1"/>
   </w:num>
-  <w:num w:numId="4" w16cid:durableId="527373081">
+  <w:num w:numId="4" w16cid:durableId="34627447">
     <w:abstractNumId w:val="2"/>
     <w:lvlOverride w:ilvl="0">
       <w:startOverride w:val="1"/>
@@ -3288,7 +3288,7 @@
     <w:name w:val="header"/>
     <w:basedOn w:val="Normal"/>
     <w:link w:val="HeaderChar"/>
-    <w:rsid w:val="003D2F13"/>
+    <w:rsid w:val="00427335"/>
     <w:pPr>
       <w:tabs>
         <w:tab w:val="center" w:pos="4513"/>
@@ -3301,7 +3301,7 @@
     <w:name w:val="Header Char"/>
     <w:basedOn w:val="DefaultParagraphFont"/>
     <w:link w:val="Header"/>
-    <w:rsid w:val="003D2F13"/>
+    <w:rsid w:val="00427335"/>
     <w:rPr>
       <w:rFonts w:ascii="Segoe UI" w:eastAsia="Segoe UI" w:hAnsi="Segoe UI" w:cs="Segoe UI"/>
       <w:color w:val="242424"/>
@@ -3312,7 +3312,7 @@
     <w:name w:val="footer"/>
     <w:basedOn w:val="Normal"/>
     <w:link w:val="FooterChar"/>
-    <w:rsid w:val="003D2F13"/>
+    <w:rsid w:val="00427335"/>
     <w:pPr>
       <w:tabs>
         <w:tab w:val="center" w:pos="4513"/>
@@ -3325,7 +3325,7 @@
     <w:name w:val="Footer Char"/>
     <w:basedOn w:val="DefaultParagraphFont"/>
     <w:link w:val="Footer"/>
-    <w:rsid w:val="003D2F13"/>
+    <w:rsid w:val="00427335"/>
     <w:rPr>
       <w:rFonts w:ascii="Segoe UI" w:eastAsia="Segoe UI" w:hAnsi="Segoe UI" w:cs="Segoe UI"/>
       <w:color w:val="242424"/>

--- a/reference/03-skills-catalog.docx
+++ b/reference/03-skills-catalog.docx
@@ -1395,14 +1395,14 @@
         <w:t>Grounding note:</w:t>
       </w:r>
       <w:r>
-        <w:t xml:space="preserve"> In this workshop everyone shares </w:t>
-      </w:r>
-      <w:r>
-        <w:rPr>
-          <w:b/>
-          <w:bCs/>
-        </w:rPr>
-        <w:t>one common tenant</w:t>
+        <w:t xml:space="preserve"> In this workshop everyone signs in to their </w:t>
+      </w:r>
+      <w:r>
+        <w:rPr>
+          <w:b/>
+          <w:bCs/>
+        </w:rPr>
+        <w:t>own organization's tenant</w:t>
       </w:r>
       <w:r>
         <w:t xml:space="preserve">, so </w:t>
@@ -1415,17 +1415,17 @@
         <w:t>Enterprise Search</w:t>
       </w:r>
       <w:r>
-        <w:t xml:space="preserve"> and org-grounded results are </w:t>
-      </w:r>
-      <w:r>
-        <w:rPr>
-          <w:b/>
-          <w:bCs/>
-        </w:rPr>
-        <w:t>consistent for everyone</w:t>
-      </w:r>
-      <w:r>
-        <w:t xml:space="preserve"> (the shared tenant may also contain other demo data). Deep Research reaches </w:t>
+        <w:t xml:space="preserve"> and org-grounded results reflect real content and </w:t>
+      </w:r>
+      <w:r>
+        <w:rPr>
+          <w:b/>
+          <w:bCs/>
+        </w:rPr>
+        <w:t>differ by person</w:t>
+      </w:r>
+      <w:r>
+        <w:t xml:space="preserve"> (each of you can see different files). Deep Research reaches </w:t>
       </w:r>
       <w:r>
         <w:rPr>
@@ -1507,7 +1507,10 @@
         <w:t>asking Cowork in chat</w:t>
       </w:r>
       <w:r>
-        <w:t xml:space="preserve"> to build one for you.</w:t>
+        <w:t xml:space="preserve"> </w:t>
+      </w:r>
+      <w:r>
+        <w:t>to build one for you.</w:t>
       </w:r>
     </w:p>
     <w:p>
@@ -1530,10 +1533,7 @@
         <w:t>SKILL.md</w:t>
       </w:r>
       <w:r>
-        <w:t xml:space="preserve"> </w:t>
-      </w:r>
-      <w:r>
-        <w:t xml:space="preserve">file in its own subfolder of your OneDrive </w:t>
+        <w:t xml:space="preserve"> file in its own subfolder of your OneDrive </w:t>
       </w:r>
       <w:r>
         <w:rPr>
@@ -1716,7 +1716,7 @@
   <w:abstractNum w:abstractNumId="0" w15:restartNumberingAfterBreak="0">
     <w:nsid w:val="0000A990"/>
     <w:multiLevelType w:val="multilevel"/>
-    <w:tmpl w:val="D57A44DC"/>
+    <w:tmpl w:val="1CCE6DD4"/>
     <w:lvl w:ilvl="0">
       <w:numFmt w:val="bullet"/>
       <w:lvlText w:val=" "/>
@@ -1793,7 +1793,7 @@
   <w:abstractNum w:abstractNumId="1" w15:restartNumberingAfterBreak="0">
     <w:nsid w:val="0000A991"/>
     <w:multiLevelType w:val="multilevel"/>
-    <w:tmpl w:val="78B67F96"/>
+    <w:tmpl w:val="A73E8330"/>
     <w:lvl w:ilvl="0">
       <w:numFmt w:val="bullet"/>
       <w:lvlText w:val=""/>
@@ -1897,7 +1897,7 @@
   <w:abstractNum w:abstractNumId="2" w15:restartNumberingAfterBreak="0">
     <w:nsid w:val="00A99411"/>
     <w:multiLevelType w:val="multilevel"/>
-    <w:tmpl w:val="6FBAC7AA"/>
+    <w:tmpl w:val="8304A15A"/>
     <w:lvl w:ilvl="0">
       <w:start w:val="1"/>
       <w:numFmt w:val="decimal"/>
@@ -1980,10 +1980,10 @@
       </w:pPr>
     </w:lvl>
   </w:abstractNum>
-  <w:num w:numId="1" w16cid:durableId="766661750">
+  <w:num w:numId="1" w16cid:durableId="507451558">
     <w:abstractNumId w:val="0"/>
   </w:num>
-  <w:num w:numId="2" w16cid:durableId="337387454">
+  <w:num w:numId="2" w16cid:durableId="1563297556">
     <w:abstractNumId w:val="2"/>
     <w:lvlOverride w:ilvl="0">
       <w:startOverride w:val="1"/>
@@ -2013,10 +2013,10 @@
       <w:startOverride w:val="1"/>
     </w:lvlOverride>
   </w:num>
-  <w:num w:numId="3" w16cid:durableId="311524502">
+  <w:num w:numId="3" w16cid:durableId="1736124356">
     <w:abstractNumId w:val="1"/>
   </w:num>
-  <w:num w:numId="4" w16cid:durableId="34627447">
+  <w:num w:numId="4" w16cid:durableId="1084186954">
     <w:abstractNumId w:val="2"/>
     <w:lvlOverride w:ilvl="0">
       <w:startOverride w:val="1"/>
@@ -2982,6 +2982,34 @@
       <w:sz w:val="4"/>
     </w:rPr>
   </w:style>
+  <w:style w:type="character" w:customStyle="1" w:styleId="PromptGoal">
+    <w:name w:val="Prompt Goal"/>
+    <w:rPr>
+      <w:color w:val="1F4E99"/>
+      <w:shd w:val="clear" w:color="auto" w:fill="DCEBFF"/>
+    </w:rPr>
+  </w:style>
+  <w:style w:type="character" w:customStyle="1" w:styleId="PromptSource">
+    <w:name w:val="Prompt Source"/>
+    <w:rPr>
+      <w:color w:val="1E6B32"/>
+      <w:shd w:val="clear" w:color="auto" w:fill="DFF5E1"/>
+    </w:rPr>
+  </w:style>
+  <w:style w:type="character" w:customStyle="1" w:styleId="PromptExpectations">
+    <w:name w:val="Prompt Expectations"/>
+    <w:rPr>
+      <w:color w:val="8A4B00"/>
+      <w:shd w:val="clear" w:color="auto" w:fill="FFE9CC"/>
+    </w:rPr>
+  </w:style>
+  <w:style w:type="character" w:customStyle="1" w:styleId="PromptConstraints">
+    <w:name w:val="Prompt Constraints"/>
+    <w:rPr>
+      <w:color w:val="5B2C91"/>
+      <w:shd w:val="clear" w:color="auto" w:fill="EDE3FA"/>
+    </w:rPr>
+  </w:style>
   <w:style w:type="paragraph" w:customStyle="1" w:styleId="SourceCode">
     <w:name w:val="Source Code"/>
     <w:basedOn w:val="Normal"/>
@@ -3288,7 +3316,7 @@
     <w:name w:val="header"/>
     <w:basedOn w:val="Normal"/>
     <w:link w:val="HeaderChar"/>
-    <w:rsid w:val="00427335"/>
+    <w:rsid w:val="00283324"/>
     <w:pPr>
       <w:tabs>
         <w:tab w:val="center" w:pos="4513"/>
@@ -3301,7 +3329,7 @@
     <w:name w:val="Header Char"/>
     <w:basedOn w:val="DefaultParagraphFont"/>
     <w:link w:val="Header"/>
-    <w:rsid w:val="00427335"/>
+    <w:rsid w:val="00283324"/>
     <w:rPr>
       <w:rFonts w:ascii="Segoe UI" w:eastAsia="Segoe UI" w:hAnsi="Segoe UI" w:cs="Segoe UI"/>
       <w:color w:val="242424"/>
@@ -3312,7 +3340,7 @@
     <w:name w:val="footer"/>
     <w:basedOn w:val="Normal"/>
     <w:link w:val="FooterChar"/>
-    <w:rsid w:val="00427335"/>
+    <w:rsid w:val="00283324"/>
     <w:pPr>
       <w:tabs>
         <w:tab w:val="center" w:pos="4513"/>
@@ -3325,7 +3353,7 @@
     <w:name w:val="Footer Char"/>
     <w:basedOn w:val="DefaultParagraphFont"/>
     <w:link w:val="Footer"/>
-    <w:rsid w:val="00427335"/>
+    <w:rsid w:val="00283324"/>
     <w:rPr>
       <w:rFonts w:ascii="Segoe UI" w:eastAsia="Segoe UI" w:hAnsi="Segoe UI" w:cs="Segoe UI"/>
       <w:color w:val="242424"/>
